--- a/arb/docx/023.content.docx
+++ b/arb/docx/023.content.docx
@@ -286,20 +286,14 @@
         </w:rPr>
         <w:t xml:space="preserve"> هي عطية (تقدمة) لله. وغالبًا ما كان الناس يضعون التقدمة على منصة مصنوعة من التراب أو الحجارة الكبيرة، التي تُدعى </w:t>
       </w:r>
-      <w:hyperlink r:id="rId13">
-        <w:r>
-          <w:rPr>
-            <w:rtl/>
-            <w:cs/>
-            <w:lang w:val="ar_AE" w:bidi="ar_AE"/>
-          </w:rPr>
-          <w:rPr>
-            <w:color w:val="0000EE"/>
-            <w:u w:val="single"/>
-          </w:rPr>
-          <w:t>المذبح</w:t>
-        </w:r>
-      </w:hyperlink>
+      <w:r>
+        <w:rPr>
+          <w:rtl/>
+          <w:cs/>
+          <w:lang w:val="ar_AE" w:bidi="ar_AE"/>
+        </w:rPr>
+        <w:t>المذبح</w:t>
+      </w:r>
       <w:r>
         <w:rPr>
           <w:rtl/>
@@ -308,20 +302,14 @@
         </w:rPr>
         <w:t xml:space="preserve">. والغرض من الذبيحة قد يكون أن الناس يريدون أن يشكروا الله على شيء ما، أو أن </w:t>
       </w:r>
-      <w:hyperlink r:id="rId14">
-        <w:r>
-          <w:rPr>
-            <w:rtl/>
-            <w:cs/>
-            <w:lang w:val="ar_AE" w:bidi="ar_AE"/>
-          </w:rPr>
-          <w:rPr>
-            <w:color w:val="0000EE"/>
-            <w:u w:val="single"/>
-          </w:rPr>
-          <w:t>يعبدوا</w:t>
-        </w:r>
-      </w:hyperlink>
+      <w:r>
+        <w:rPr>
+          <w:rtl/>
+          <w:cs/>
+          <w:lang w:val="ar_AE" w:bidi="ar_AE"/>
+        </w:rPr>
+        <w:t>يعبدوا</w:t>
+      </w:r>
       <w:r>
         <w:rPr>
           <w:rtl/>
@@ -347,20 +335,14 @@
         </w:rPr>
         <w:t xml:space="preserve"> به، أو أن يطلبوا </w:t>
       </w:r>
-      <w:hyperlink r:id="rId15">
-        <w:r>
-          <w:rPr>
-            <w:rtl/>
-            <w:cs/>
-            <w:lang w:val="ar_AE" w:bidi="ar_AE"/>
-          </w:rPr>
-          <w:rPr>
-            <w:color w:val="0000EE"/>
-            <w:u w:val="single"/>
-          </w:rPr>
-          <w:t>الغفران</w:t>
-        </w:r>
-      </w:hyperlink>
+      <w:r>
+        <w:rPr>
+          <w:rtl/>
+          <w:cs/>
+          <w:lang w:val="ar_AE" w:bidi="ar_AE"/>
+        </w:rPr>
+        <w:t>الغفران</w:t>
+      </w:r>
       <w:r>
         <w:rPr>
           <w:rtl/>
@@ -389,20 +371,14 @@
         </w:rPr>
         <w:t xml:space="preserve">وفي بداية العهد القديم، كانت هناك عدة قصص عن أشخاص قدموا الذبائح لله: قايين وهابيل، ونوح، </w:t>
       </w:r>
-      <w:hyperlink r:id="rId16">
-        <w:r>
-          <w:rPr>
-            <w:rtl/>
-            <w:cs/>
-            <w:lang w:val="ar_AE" w:bidi="ar_AE"/>
-          </w:rPr>
-          <w:rPr>
-            <w:color w:val="0000EE"/>
-            <w:u w:val="single"/>
-          </w:rPr>
-          <w:t>وإبراهيم</w:t>
-        </w:r>
-      </w:hyperlink>
+      <w:r>
+        <w:rPr>
+          <w:rtl/>
+          <w:cs/>
+          <w:lang w:val="ar_AE" w:bidi="ar_AE"/>
+        </w:rPr>
+        <w:t>وإبراهيم</w:t>
+      </w:r>
       <w:r>
         <w:rPr>
           <w:rtl/>
@@ -411,20 +387,14 @@
         </w:rPr>
         <w:t xml:space="preserve">. ولاحقًا، عندما أعطى الله </w:t>
       </w:r>
-      <w:hyperlink r:id="rId17">
-        <w:r>
-          <w:rPr>
-            <w:rtl/>
-            <w:cs/>
-            <w:lang w:val="ar_AE" w:bidi="ar_AE"/>
-          </w:rPr>
-          <w:rPr>
-            <w:color w:val="0000EE"/>
-            <w:u w:val="single"/>
-          </w:rPr>
-          <w:t>ناموسه</w:t>
-        </w:r>
-      </w:hyperlink>
+      <w:r>
+        <w:rPr>
+          <w:rtl/>
+          <w:cs/>
+          <w:lang w:val="ar_AE" w:bidi="ar_AE"/>
+        </w:rPr>
+        <w:t>ناموسه</w:t>
+      </w:r>
       <w:r>
         <w:rPr>
           <w:rtl/>
@@ -435,7 +405,6 @@
       </w:r>
       <w:r>
         <w:rPr>
-          <w:b/>
           <w:rtl/>
           <w:cs/>
           <w:lang w:val="ar_AE" w:bidi="ar_AE"/>
@@ -450,20 +419,14 @@
         </w:rPr>
         <w:t xml:space="preserve"> من خلال موسى، أعطى كذلك الناس تعليمات حول الكيفية التي يقدموا بها الذبائح له. ولم يكن الناس يستطيعون أن يقدموا ذبائحهم إلى الله حيث يريدون: كان عليهم أن يحضروا ذبائحهم إلى </w:t>
       </w:r>
-      <w:hyperlink r:id="rId18">
-        <w:r>
-          <w:rPr>
-            <w:rtl/>
-            <w:cs/>
-            <w:lang w:val="ar_AE" w:bidi="ar_AE"/>
-          </w:rPr>
-          <w:rPr>
-            <w:color w:val="0000EE"/>
-            <w:u w:val="single"/>
-          </w:rPr>
-          <w:t>خيمة الاجتماع</w:t>
-        </w:r>
-      </w:hyperlink>
+      <w:r>
+        <w:rPr>
+          <w:rtl/>
+          <w:cs/>
+          <w:lang w:val="ar_AE" w:bidi="ar_AE"/>
+        </w:rPr>
+        <w:t>خيمة الاجتماع</w:t>
+      </w:r>
       <w:r>
         <w:rPr>
           <w:rtl/>
@@ -472,20 +435,14 @@
         </w:rPr>
         <w:t xml:space="preserve">، ثم إلى </w:t>
       </w:r>
-      <w:hyperlink r:id="rId19">
-        <w:r>
-          <w:rPr>
-            <w:rtl/>
-            <w:cs/>
-            <w:lang w:val="ar_AE" w:bidi="ar_AE"/>
-          </w:rPr>
-          <w:rPr>
-            <w:color w:val="0000EE"/>
-            <w:u w:val="single"/>
-          </w:rPr>
-          <w:t>الهيكل</w:t>
-        </w:r>
-      </w:hyperlink>
+      <w:r>
+        <w:rPr>
+          <w:rtl/>
+          <w:cs/>
+          <w:lang w:val="ar_AE" w:bidi="ar_AE"/>
+        </w:rPr>
+        <w:t>الهيكل</w:t>
+      </w:r>
       <w:r>
         <w:rPr>
           <w:rtl/>
@@ -494,20 +451,14 @@
         </w:rPr>
         <w:t xml:space="preserve"> بعد ذلك. وكانت خيمة الاجتماع هي الخيمة حيث كان بنو إسرائيل يعبدون الله. وقد كانت خيمة يمكن لبني إسرائيل أن يحملوها معهم في أثناء ترحالهم في </w:t>
       </w:r>
-      <w:hyperlink r:id="rId20">
-        <w:r>
-          <w:rPr>
-            <w:rtl/>
-            <w:cs/>
-            <w:lang w:val="ar_AE" w:bidi="ar_AE"/>
-          </w:rPr>
-          <w:rPr>
-            <w:color w:val="0000EE"/>
-            <w:u w:val="single"/>
-          </w:rPr>
-          <w:t>البرية</w:t>
-        </w:r>
-      </w:hyperlink>
+      <w:r>
+        <w:rPr>
+          <w:rtl/>
+          <w:cs/>
+          <w:lang w:val="ar_AE" w:bidi="ar_AE"/>
+        </w:rPr>
+        <w:t>البرية</w:t>
+      </w:r>
       <w:r>
         <w:rPr>
           <w:rtl/>
@@ -538,7 +489,6 @@
       </w:r>
       <w:r>
         <w:rPr>
-          <w:b/>
           <w:rtl/>
           <w:cs/>
           <w:lang w:val="ar_AE" w:bidi="ar_AE"/>
@@ -555,7 +505,6 @@
       </w:r>
       <w:r>
         <w:rPr>
-          <w:b/>
           <w:rtl/>
           <w:cs/>
           <w:lang w:val="ar_AE" w:bidi="ar_AE"/>
@@ -570,20 +519,14 @@
         </w:rPr>
         <w:t xml:space="preserve"> كل يوم، كما كانت هناك ذبائح خاصة للأعياد والطقوس. وكان ممكنًا للناس أن يقدموا ذبيحة طوعية. وقد كانت الذبائح مهمة جدًا في عبادة الله. فلأن الله </w:t>
       </w:r>
-      <w:hyperlink r:id="rId21">
-        <w:r>
-          <w:rPr>
-            <w:rtl/>
-            <w:cs/>
-            <w:lang w:val="ar_AE" w:bidi="ar_AE"/>
-          </w:rPr>
-          <w:rPr>
-            <w:color w:val="0000EE"/>
-            <w:u w:val="single"/>
-          </w:rPr>
-          <w:t>قدوس</w:t>
-        </w:r>
-      </w:hyperlink>
+      <w:r>
+        <w:rPr>
+          <w:rtl/>
+          <w:cs/>
+          <w:lang w:val="ar_AE" w:bidi="ar_AE"/>
+        </w:rPr>
+        <w:t>قدوس</w:t>
+      </w:r>
       <w:r>
         <w:rPr>
           <w:rtl/>
@@ -594,7 +537,6 @@
       </w:r>
       <w:r>
         <w:rPr>
-          <w:b/>
           <w:rtl/>
           <w:cs/>
           <w:lang w:val="ar_AE" w:bidi="ar_AE"/>
@@ -611,7 +553,6 @@
       </w:r>
       <w:r>
         <w:rPr>
-          <w:b/>
           <w:rtl/>
           <w:cs/>
           <w:lang w:val="ar_AE" w:bidi="ar_AE"/>
@@ -646,20 +587,14 @@
         </w:rPr>
         <w:t xml:space="preserve">وبعد حوالي 40 عامًا من صعود يسوع إلى </w:t>
       </w:r>
-      <w:hyperlink r:id="rId22">
-        <w:r>
-          <w:rPr>
-            <w:rtl/>
-            <w:cs/>
-            <w:lang w:val="ar_AE" w:bidi="ar_AE"/>
-          </w:rPr>
-          <w:rPr>
-            <w:color w:val="0000EE"/>
-            <w:u w:val="single"/>
-          </w:rPr>
-          <w:t>السماء</w:t>
-        </w:r>
-      </w:hyperlink>
+      <w:r>
+        <w:rPr>
+          <w:rtl/>
+          <w:cs/>
+          <w:lang w:val="ar_AE" w:bidi="ar_AE"/>
+        </w:rPr>
+        <w:t>السماء</w:t>
+      </w:r>
       <w:r>
         <w:rPr>
           <w:rtl/>
@@ -668,20 +603,14 @@
         </w:rPr>
         <w:t xml:space="preserve">، دمر الرومان </w:t>
       </w:r>
-      <w:hyperlink r:id="rId19">
-        <w:r>
-          <w:rPr>
-            <w:rtl/>
-            <w:cs/>
-            <w:lang w:val="ar_AE" w:bidi="ar_AE"/>
-          </w:rPr>
-          <w:rPr>
-            <w:color w:val="0000EE"/>
-            <w:u w:val="single"/>
-          </w:rPr>
-          <w:t>الهيكل</w:t>
-        </w:r>
-      </w:hyperlink>
+      <w:r>
+        <w:rPr>
+          <w:rtl/>
+          <w:cs/>
+          <w:lang w:val="ar_AE" w:bidi="ar_AE"/>
+        </w:rPr>
+        <w:t>الهيكل</w:t>
+      </w:r>
       <w:r>
         <w:rPr>
           <w:rtl/>
@@ -690,20 +619,14 @@
         </w:rPr>
         <w:t xml:space="preserve"> الموجود في </w:t>
       </w:r>
-      <w:hyperlink r:id="rId23">
-        <w:r>
-          <w:rPr>
-            <w:rtl/>
-            <w:cs/>
-            <w:lang w:val="ar_AE" w:bidi="ar_AE"/>
-          </w:rPr>
-          <w:rPr>
-            <w:color w:val="0000EE"/>
-            <w:u w:val="single"/>
-          </w:rPr>
-          <w:t>أورشليم</w:t>
-        </w:r>
-      </w:hyperlink>
+      <w:r>
+        <w:rPr>
+          <w:rtl/>
+          <w:cs/>
+          <w:lang w:val="ar_AE" w:bidi="ar_AE"/>
+        </w:rPr>
+        <w:t>أورشليم</w:t>
+      </w:r>
       <w:r>
         <w:rPr>
           <w:rtl/>
@@ -714,7 +637,6 @@
       </w:r>
       <w:r>
         <w:rPr>
-          <w:b/>
           <w:rtl/>
           <w:cs/>
           <w:lang w:val="ar_AE" w:bidi="ar_AE"/>
@@ -813,20 +735,14 @@
         </w:rPr>
         <w:t xml:space="preserve"> شكلًا من أشكال </w:t>
       </w:r>
-      <w:hyperlink r:id="rId24">
-        <w:r>
-          <w:rPr>
-            <w:rtl/>
-            <w:cs/>
-            <w:lang w:val="ar_AE" w:bidi="ar_AE"/>
-          </w:rPr>
-          <w:rPr>
-            <w:color w:val="0000EE"/>
-            <w:u w:val="single"/>
-          </w:rPr>
-          <w:t>الذبيحة</w:t>
-        </w:r>
-      </w:hyperlink>
+      <w:r>
+        <w:rPr>
+          <w:rtl/>
+          <w:cs/>
+          <w:lang w:val="ar_AE" w:bidi="ar_AE"/>
+        </w:rPr>
+        <w:t>الذبيحة</w:t>
+      </w:r>
       <w:r>
         <w:rPr>
           <w:rtl/>
@@ -835,20 +751,14 @@
         </w:rPr>
         <w:t xml:space="preserve"> التي يقدمها الناس إلى الله. وعندما كان يُحضر شخص ذبيحة محرقة إلى الله، فإنه كان يقتل حيوانًا ويحرق هذا الحيوان بالكامل على </w:t>
       </w:r>
-      <w:hyperlink r:id="rId13">
-        <w:r>
-          <w:rPr>
-            <w:rtl/>
-            <w:cs/>
-            <w:lang w:val="ar_AE" w:bidi="ar_AE"/>
-          </w:rPr>
-          <w:rPr>
-            <w:color w:val="0000EE"/>
-            <w:u w:val="single"/>
-          </w:rPr>
-          <w:t>المذبح</w:t>
-        </w:r>
-      </w:hyperlink>
+      <w:r>
+        <w:rPr>
+          <w:rtl/>
+          <w:cs/>
+          <w:lang w:val="ar_AE" w:bidi="ar_AE"/>
+        </w:rPr>
+        <w:t>المذبح</w:t>
+      </w:r>
       <w:r>
         <w:rPr>
           <w:rtl/>
